--- a/test/out_accuracy/3_multi_color_converted.docx
+++ b/test/out_accuracy/3_multi_color_converted.docx
@@ -33,7 +33,7 @@
                 <w:sz w:val="20"/>
                 <w:szCs w:val="20"/>
               </w:rPr>
-              <w:t xml:space="preserve">제품명</w:t>
+              <w:t xml:space="preserve">상태 제품명</w:t>
             </w:r>
           </w:p>
         </w:tc>
@@ -98,7 +98,7 @@
                 <w:sz w:val="20"/>
                 <w:szCs w:val="20"/>
               </w:rPr>
-              <w:t xml:space="preserve">제품 A</w:t>
+              <w:t xml:space="preserve">양호 제품 A</w:t>
             </w:r>
           </w:p>
         </w:tc>
@@ -163,7 +163,7 @@
                 <w:sz w:val="20"/>
                 <w:szCs w:val="20"/>
               </w:rPr>
-              <w:t xml:space="preserve">제품 B</w:t>
+              <w:t xml:space="preserve">주의 제품 B</w:t>
             </w:r>
           </w:p>
         </w:tc>
@@ -228,7 +228,7 @@
                 <w:sz w:val="20"/>
                 <w:szCs w:val="20"/>
               </w:rPr>
-              <w:t xml:space="preserve">제품 C</w:t>
+              <w:t xml:space="preserve">긴급 제품 C</w:t>
             </w:r>
           </w:p>
         </w:tc>
@@ -293,7 +293,7 @@
                 <w:sz w:val="20"/>
                 <w:szCs w:val="20"/>
               </w:rPr>
-              <w:t xml:space="preserve">제품 D</w:t>
+              <w:t xml:space="preserve">양호 제품 D</w:t>
             </w:r>
           </w:p>
         </w:tc>

--- a/test/out_accuracy/3_multi_color_converted.docx
+++ b/test/out_accuracy/3_multi_color_converted.docx
@@ -33,7 +33,7 @@
                 <w:sz w:val="20"/>
                 <w:szCs w:val="20"/>
               </w:rPr>
-              <w:t xml:space="preserve">상태 제품명</w:t>
+              <w:t xml:space="preserve">상태</w:t>
             </w:r>
           </w:p>
         </w:tc>
@@ -49,14 +49,29 @@
                 <w:sz w:val="20"/>
                 <w:szCs w:val="20"/>
               </w:rPr>
+              <w:t xml:space="preserve">제품명</w:t>
+            </w:r>
+          </w:p>
+        </w:tc>
+        <w:tc>
+          <w:tcPr>
+            <w:tcW w:type="dxa" w:w="2597"/>
+            <w:shd w:fill="3B5BAB" w:color="auto" w:val="clear"/>
+          </w:tcPr>
+          <w:p>
+            <w:r>
+              <w:rPr>
+                <w:color w:val="000000"/>
+                <w:sz w:val="20"/>
+                <w:szCs w:val="20"/>
+              </w:rPr>
               <w:t xml:space="preserve">수량</w:t>
             </w:r>
           </w:p>
         </w:tc>
         <w:tc>
           <w:tcPr>
-            <w:tcW w:type="dxa" w:w="2597"/>
-            <w:shd w:fill="3B5BAB" w:color="auto" w:val="clear"/>
+            <w:tcW w:type="dxa" w:w="2100"/>
           </w:tcPr>
           <w:p>
             <w:r>
@@ -66,21 +81,6 @@
                 <w:szCs w:val="20"/>
               </w:rPr>
               <w:t xml:space="preserve">평가</w:t>
-            </w:r>
-          </w:p>
-        </w:tc>
-        <w:tc>
-          <w:tcPr>
-            <w:tcW w:type="dxa" w:w="2100"/>
-          </w:tcPr>
-          <w:p>
-            <w:r>
-              <w:rPr>
-                <w:color w:val="000000"/>
-                <w:sz w:val="20"/>
-                <w:szCs w:val="20"/>
-              </w:rPr>
-              <w:t xml:space="preserve"/>
             </w:r>
           </w:p>
         </w:tc>
@@ -98,7 +98,7 @@
                 <w:sz w:val="20"/>
                 <w:szCs w:val="20"/>
               </w:rPr>
-              <w:t xml:space="preserve">양호 제품 A</w:t>
+              <w:t xml:space="preserve">양호</w:t>
             </w:r>
           </w:p>
         </w:tc>
@@ -114,14 +114,29 @@
                 <w:sz w:val="20"/>
                 <w:szCs w:val="20"/>
               </w:rPr>
+              <w:t xml:space="preserve">제품 A</w:t>
+            </w:r>
+          </w:p>
+        </w:tc>
+        <w:tc>
+          <w:tcPr>
+            <w:tcW w:type="dxa" w:w="2597"/>
+            <w:shd w:fill="E8F5E9" w:color="auto" w:val="clear"/>
+          </w:tcPr>
+          <w:p>
+            <w:r>
+              <w:rPr>
+                <w:color w:val="000000"/>
+                <w:sz w:val="20"/>
+                <w:szCs w:val="20"/>
+              </w:rPr>
               <w:t xml:space="preserve">120</w:t>
             </w:r>
           </w:p>
         </w:tc>
         <w:tc>
           <w:tcPr>
-            <w:tcW w:type="dxa" w:w="2597"/>
-            <w:shd w:fill="E8F5E9" w:color="auto" w:val="clear"/>
+            <w:tcW w:type="dxa" w:w="2100"/>
           </w:tcPr>
           <w:p>
             <w:r>
@@ -131,21 +146,6 @@
                 <w:szCs w:val="20"/>
               </w:rPr>
               <w:t xml:space="preserve">★★★★★</w:t>
-            </w:r>
-          </w:p>
-        </w:tc>
-        <w:tc>
-          <w:tcPr>
-            <w:tcW w:type="dxa" w:w="2100"/>
-          </w:tcPr>
-          <w:p>
-            <w:r>
-              <w:rPr>
-                <w:color w:val="000000"/>
-                <w:sz w:val="20"/>
-                <w:szCs w:val="20"/>
-              </w:rPr>
-              <w:t xml:space="preserve"/>
             </w:r>
           </w:p>
         </w:tc>
@@ -179,14 +179,29 @@
                 <w:sz w:val="20"/>
                 <w:szCs w:val="20"/>
               </w:rPr>
+              <w:t xml:space="preserve"/>
+            </w:r>
+          </w:p>
+        </w:tc>
+        <w:tc>
+          <w:tcPr>
+            <w:tcW w:type="dxa" w:w="2597"/>
+            <w:shd w:fill="FFF3E0" w:color="auto" w:val="clear"/>
+          </w:tcPr>
+          <w:p>
+            <w:r>
+              <w:rPr>
+                <w:color w:val="000000"/>
+                <w:sz w:val="20"/>
+                <w:szCs w:val="20"/>
+              </w:rPr>
               <w:t xml:space="preserve">85</w:t>
             </w:r>
           </w:p>
         </w:tc>
         <w:tc>
           <w:tcPr>
-            <w:tcW w:type="dxa" w:w="2597"/>
-            <w:shd w:fill="FFF3E0" w:color="auto" w:val="clear"/>
+            <w:tcW w:type="dxa" w:w="2100"/>
           </w:tcPr>
           <w:p>
             <w:r>
@@ -196,21 +211,6 @@
                 <w:szCs w:val="20"/>
               </w:rPr>
               <w:t xml:space="preserve">★★★</w:t>
-            </w:r>
-          </w:p>
-        </w:tc>
-        <w:tc>
-          <w:tcPr>
-            <w:tcW w:type="dxa" w:w="2100"/>
-          </w:tcPr>
-          <w:p>
-            <w:r>
-              <w:rPr>
-                <w:color w:val="000000"/>
-                <w:sz w:val="20"/>
-                <w:szCs w:val="20"/>
-              </w:rPr>
-              <w:t xml:space="preserve"/>
             </w:r>
           </w:p>
         </w:tc>
@@ -228,7 +228,7 @@
                 <w:sz w:val="20"/>
                 <w:szCs w:val="20"/>
               </w:rPr>
-              <w:t xml:space="preserve">긴급 제품 C</w:t>
+              <w:t xml:space="preserve">긴급</w:t>
             </w:r>
           </w:p>
         </w:tc>
@@ -244,14 +244,29 @@
                 <w:sz w:val="20"/>
                 <w:szCs w:val="20"/>
               </w:rPr>
+              <w:t xml:space="preserve">제품 C</w:t>
+            </w:r>
+          </w:p>
+        </w:tc>
+        <w:tc>
+          <w:tcPr>
+            <w:tcW w:type="dxa" w:w="2597"/>
+            <w:shd w:fill="FFEBEE" w:color="auto" w:val="clear"/>
+          </w:tcPr>
+          <w:p>
+            <w:r>
+              <w:rPr>
+                <w:color w:val="000000"/>
+                <w:sz w:val="20"/>
+                <w:szCs w:val="20"/>
+              </w:rPr>
               <w:t xml:space="preserve">20</w:t>
             </w:r>
           </w:p>
         </w:tc>
         <w:tc>
           <w:tcPr>
-            <w:tcW w:type="dxa" w:w="2597"/>
-            <w:shd w:fill="FFEBEE" w:color="auto" w:val="clear"/>
+            <w:tcW w:type="dxa" w:w="2100"/>
           </w:tcPr>
           <w:p>
             <w:r>
@@ -261,21 +276,6 @@
                 <w:szCs w:val="20"/>
               </w:rPr>
               <w:t xml:space="preserve">★</w:t>
-            </w:r>
-          </w:p>
-        </w:tc>
-        <w:tc>
-          <w:tcPr>
-            <w:tcW w:type="dxa" w:w="2100"/>
-          </w:tcPr>
-          <w:p>
-            <w:r>
-              <w:rPr>
-                <w:color w:val="000000"/>
-                <w:sz w:val="20"/>
-                <w:szCs w:val="20"/>
-              </w:rPr>
-              <w:t xml:space="preserve"/>
             </w:r>
           </w:p>
         </w:tc>
@@ -293,7 +293,7 @@
                 <w:sz w:val="20"/>
                 <w:szCs w:val="20"/>
               </w:rPr>
-              <w:t xml:space="preserve">양호 제품 D</w:t>
+              <w:t xml:space="preserve">양호</w:t>
             </w:r>
           </w:p>
         </w:tc>
@@ -309,14 +309,29 @@
                 <w:sz w:val="20"/>
                 <w:szCs w:val="20"/>
               </w:rPr>
+              <w:t xml:space="preserve">제품 D</w:t>
+            </w:r>
+          </w:p>
+        </w:tc>
+        <w:tc>
+          <w:tcPr>
+            <w:tcW w:type="dxa" w:w="2597"/>
+            <w:shd w:fill="E8F5E9" w:color="auto" w:val="clear"/>
+          </w:tcPr>
+          <w:p>
+            <w:r>
+              <w:rPr>
+                <w:color w:val="000000"/>
+                <w:sz w:val="20"/>
+                <w:szCs w:val="20"/>
+              </w:rPr>
               <w:t xml:space="preserve">150</w:t>
             </w:r>
           </w:p>
         </w:tc>
         <w:tc>
           <w:tcPr>
-            <w:tcW w:type="dxa" w:w="2597"/>
-            <w:shd w:fill="E8F5E9" w:color="auto" w:val="clear"/>
+            <w:tcW w:type="dxa" w:w="2100"/>
           </w:tcPr>
           <w:p>
             <w:r>
@@ -326,21 +341,6 @@
                 <w:szCs w:val="20"/>
               </w:rPr>
               <w:t xml:space="preserve">★★★★</w:t>
-            </w:r>
-          </w:p>
-        </w:tc>
-        <w:tc>
-          <w:tcPr>
-            <w:tcW w:type="dxa" w:w="2100"/>
-          </w:tcPr>
-          <w:p>
-            <w:r>
-              <w:rPr>
-                <w:color w:val="000000"/>
-                <w:sz w:val="20"/>
-                <w:szCs w:val="20"/>
-              </w:rPr>
-              <w:t xml:space="preserve"/>
             </w:r>
           </w:p>
         </w:tc>

--- a/test/out_accuracy/3_multi_color_converted.docx
+++ b/test/out_accuracy/3_multi_color_converted.docx
@@ -49,7 +49,7 @@
                 <w:sz w:val="20"/>
                 <w:szCs w:val="20"/>
               </w:rPr>
-              <w:t xml:space="preserve">제품명</w:t>
+              <w:t xml:space="preserve">제품명 수량</w:t>
             </w:r>
           </w:p>
         </w:tc>
@@ -65,7 +65,7 @@
                 <w:sz w:val="20"/>
                 <w:szCs w:val="20"/>
               </w:rPr>
-              <w:t xml:space="preserve">수량</w:t>
+              <w:t xml:space="preserve">평가</w:t>
             </w:r>
           </w:p>
         </w:tc>
@@ -80,7 +80,7 @@
                 <w:sz w:val="20"/>
                 <w:szCs w:val="20"/>
               </w:rPr>
-              <w:t xml:space="preserve">평가</w:t>
+              <w:t xml:space="preserve"/>
             </w:r>
           </w:p>
         </w:tc>
@@ -130,7 +130,7 @@
                 <w:sz w:val="20"/>
                 <w:szCs w:val="20"/>
               </w:rPr>
-              <w:t xml:space="preserve">120</w:t>
+              <w:t xml:space="preserve">120 ★★★★★</w:t>
             </w:r>
           </w:p>
         </w:tc>
@@ -145,7 +145,7 @@
                 <w:sz w:val="20"/>
                 <w:szCs w:val="20"/>
               </w:rPr>
-              <w:t xml:space="preserve">★★★★★</w:t>
+              <w:t xml:space="preserve"/>
             </w:r>
           </w:p>
         </w:tc>
@@ -195,7 +195,7 @@
                 <w:sz w:val="20"/>
                 <w:szCs w:val="20"/>
               </w:rPr>
-              <w:t xml:space="preserve">85</w:t>
+              <w:t xml:space="preserve">85 ★★★</w:t>
             </w:r>
           </w:p>
         </w:tc>
@@ -210,7 +210,7 @@
                 <w:sz w:val="20"/>
                 <w:szCs w:val="20"/>
               </w:rPr>
-              <w:t xml:space="preserve">★★★</w:t>
+              <w:t xml:space="preserve"/>
             </w:r>
           </w:p>
         </w:tc>
@@ -260,7 +260,7 @@
                 <w:sz w:val="20"/>
                 <w:szCs w:val="20"/>
               </w:rPr>
-              <w:t xml:space="preserve">20</w:t>
+              <w:t xml:space="preserve">20 ★</w:t>
             </w:r>
           </w:p>
         </w:tc>
@@ -275,7 +275,7 @@
                 <w:sz w:val="20"/>
                 <w:szCs w:val="20"/>
               </w:rPr>
-              <w:t xml:space="preserve">★</w:t>
+              <w:t xml:space="preserve"/>
             </w:r>
           </w:p>
         </w:tc>
@@ -325,7 +325,7 @@
                 <w:sz w:val="20"/>
                 <w:szCs w:val="20"/>
               </w:rPr>
-              <w:t xml:space="preserve">150</w:t>
+              <w:t xml:space="preserve">150 ★★★★</w:t>
             </w:r>
           </w:p>
         </w:tc>
@@ -340,7 +340,7 @@
                 <w:sz w:val="20"/>
                 <w:szCs w:val="20"/>
               </w:rPr>
-              <w:t xml:space="preserve">★★★★</w:t>
+              <w:t xml:space="preserve"/>
             </w:r>
           </w:p>
         </w:tc>

--- a/test/out_accuracy/3_multi_color_converted.docx
+++ b/test/out_accuracy/3_multi_color_converted.docx
@@ -33,7 +33,7 @@
                 <w:sz w:val="20"/>
                 <w:szCs w:val="20"/>
               </w:rPr>
-              <w:t xml:space="preserve">상태</w:t>
+              <w:t xml:space="preserve">상태 제품명</w:t>
             </w:r>
           </w:p>
         </w:tc>
@@ -49,7 +49,7 @@
                 <w:sz w:val="20"/>
                 <w:szCs w:val="20"/>
               </w:rPr>
-              <w:t xml:space="preserve">제품명 수량</w:t>
+              <w:t xml:space="preserve">수량</w:t>
             </w:r>
           </w:p>
         </w:tc>
@@ -98,7 +98,7 @@
                 <w:sz w:val="20"/>
                 <w:szCs w:val="20"/>
               </w:rPr>
-              <w:t xml:space="preserve">양호</w:t>
+              <w:t xml:space="preserve">양호 제품 A</w:t>
             </w:r>
           </w:p>
         </w:tc>
@@ -114,7 +114,7 @@
                 <w:sz w:val="20"/>
                 <w:szCs w:val="20"/>
               </w:rPr>
-              <w:t xml:space="preserve">제품 A</w:t>
+              <w:t xml:space="preserve">120</w:t>
             </w:r>
           </w:p>
         </w:tc>
@@ -130,7 +130,7 @@
                 <w:sz w:val="20"/>
                 <w:szCs w:val="20"/>
               </w:rPr>
-              <w:t xml:space="preserve">120 ★★★★★</w:t>
+              <w:t xml:space="preserve">★★★★★</w:t>
             </w:r>
           </w:p>
         </w:tc>
@@ -179,7 +179,7 @@
                 <w:sz w:val="20"/>
                 <w:szCs w:val="20"/>
               </w:rPr>
-              <w:t xml:space="preserve"/>
+              <w:t xml:space="preserve">85</w:t>
             </w:r>
           </w:p>
         </w:tc>
@@ -195,7 +195,7 @@
                 <w:sz w:val="20"/>
                 <w:szCs w:val="20"/>
               </w:rPr>
-              <w:t xml:space="preserve">85 ★★★</w:t>
+              <w:t xml:space="preserve">★★★</w:t>
             </w:r>
           </w:p>
         </w:tc>
@@ -228,7 +228,7 @@
                 <w:sz w:val="20"/>
                 <w:szCs w:val="20"/>
               </w:rPr>
-              <w:t xml:space="preserve">긴급</w:t>
+              <w:t xml:space="preserve">긴급 제품 C</w:t>
             </w:r>
           </w:p>
         </w:tc>
@@ -244,7 +244,7 @@
                 <w:sz w:val="20"/>
                 <w:szCs w:val="20"/>
               </w:rPr>
-              <w:t xml:space="preserve">제품 C</w:t>
+              <w:t xml:space="preserve">20</w:t>
             </w:r>
           </w:p>
         </w:tc>
@@ -260,7 +260,7 @@
                 <w:sz w:val="20"/>
                 <w:szCs w:val="20"/>
               </w:rPr>
-              <w:t xml:space="preserve">20 ★</w:t>
+              <w:t xml:space="preserve">★</w:t>
             </w:r>
           </w:p>
         </w:tc>
@@ -293,7 +293,7 @@
                 <w:sz w:val="20"/>
                 <w:szCs w:val="20"/>
               </w:rPr>
-              <w:t xml:space="preserve">양호</w:t>
+              <w:t xml:space="preserve">양호 제품 D</w:t>
             </w:r>
           </w:p>
         </w:tc>
@@ -309,7 +309,7 @@
                 <w:sz w:val="20"/>
                 <w:szCs w:val="20"/>
               </w:rPr>
-              <w:t xml:space="preserve">제품 D</w:t>
+              <w:t xml:space="preserve">150</w:t>
             </w:r>
           </w:p>
         </w:tc>
@@ -325,7 +325,7 @@
                 <w:sz w:val="20"/>
                 <w:szCs w:val="20"/>
               </w:rPr>
-              <w:t xml:space="preserve">150 ★★★★</w:t>
+              <w:t xml:space="preserve">★★★★</w:t>
             </w:r>
           </w:p>
         </w:tc>

--- a/test/out_accuracy/3_multi_color_converted.docx
+++ b/test/out_accuracy/3_multi_color_converted.docx
@@ -4,7 +4,7 @@
   <w:body>
     <w:tbl>
       <w:tblPr>
-        <w:tblW w:type="pct" w:w="100%"/>
+        <w:tblW w:type="dxa" w:w="3810"/>
         <w:tblBorders>
           <w:top w:val="single" w:color="888888" w:sz="4"/>
           <w:left w:val="single" w:color="888888" w:sz="4"/>
@@ -15,23 +15,32 @@
         </w:tblBorders>
       </w:tblPr>
       <w:tblGrid>
-        <w:gridCol w:w="2597"/>
-        <w:gridCol w:w="1731"/>
-        <w:gridCol w:w="2597"/>
-        <w:gridCol w:w="2100"/>
+        <w:gridCol w:w="1410"/>
+        <w:gridCol w:w="800"/>
+        <w:gridCol w:w="800"/>
+        <w:gridCol w:w="800"/>
       </w:tblGrid>
       <w:tr>
         <w:tc>
           <w:tcPr>
-            <w:tcW w:type="dxa" w:w="2597"/>
+            <w:tcW w:type="dxa" w:w="1410"/>
             <w:shd w:fill="3B5BAB" w:color="auto" w:val="clear"/>
-          </w:tcPr>
-          <w:p>
-            <w:r>
-              <w:rPr>
-                <w:color w:val="000000"/>
-                <w:sz w:val="20"/>
-                <w:szCs w:val="20"/>
+            <w:tcMar>
+              <w:top w:type="dxa" w:w="50"/>
+              <w:left w:type="dxa" w:w="80"/>
+              <w:bottom w:type="dxa" w:w="50"/>
+              <w:right w:type="dxa" w:w="80"/>
+            </w:tcMar>
+          </w:tcPr>
+          <w:p>
+            <w:pPr>
+              <w:spacing w:after="0" w:before="0"/>
+            </w:pPr>
+            <w:r>
+              <w:rPr>
+                <w:color w:val="000000"/>
+                <w:sz w:val="18"/>
+                <w:szCs w:val="18"/>
               </w:rPr>
               <w:t xml:space="preserve">상태 제품명</w:t>
             </w:r>
@@ -39,15 +48,24 @@
         </w:tc>
         <w:tc>
           <w:tcPr>
-            <w:tcW w:type="dxa" w:w="1731"/>
+            <w:tcW w:type="dxa" w:w="800"/>
             <w:shd w:fill="3B5BAB" w:color="auto" w:val="clear"/>
-          </w:tcPr>
-          <w:p>
-            <w:r>
-              <w:rPr>
-                <w:color w:val="000000"/>
-                <w:sz w:val="20"/>
-                <w:szCs w:val="20"/>
+            <w:tcMar>
+              <w:top w:type="dxa" w:w="50"/>
+              <w:left w:type="dxa" w:w="80"/>
+              <w:bottom w:type="dxa" w:w="50"/>
+              <w:right w:type="dxa" w:w="80"/>
+            </w:tcMar>
+          </w:tcPr>
+          <w:p>
+            <w:pPr>
+              <w:spacing w:after="0" w:before="0"/>
+            </w:pPr>
+            <w:r>
+              <w:rPr>
+                <w:color w:val="000000"/>
+                <w:sz w:val="18"/>
+                <w:szCs w:val="18"/>
               </w:rPr>
               <w:t xml:space="preserve">수량</w:t>
             </w:r>
@@ -55,15 +73,24 @@
         </w:tc>
         <w:tc>
           <w:tcPr>
-            <w:tcW w:type="dxa" w:w="2597"/>
+            <w:tcW w:type="dxa" w:w="800"/>
             <w:shd w:fill="3B5BAB" w:color="auto" w:val="clear"/>
-          </w:tcPr>
-          <w:p>
-            <w:r>
-              <w:rPr>
-                <w:color w:val="000000"/>
-                <w:sz w:val="20"/>
-                <w:szCs w:val="20"/>
+            <w:tcMar>
+              <w:top w:type="dxa" w:w="50"/>
+              <w:left w:type="dxa" w:w="80"/>
+              <w:bottom w:type="dxa" w:w="50"/>
+              <w:right w:type="dxa" w:w="80"/>
+            </w:tcMar>
+          </w:tcPr>
+          <w:p>
+            <w:pPr>
+              <w:spacing w:after="0" w:before="0"/>
+            </w:pPr>
+            <w:r>
+              <w:rPr>
+                <w:color w:val="000000"/>
+                <w:sz w:val="18"/>
+                <w:szCs w:val="18"/>
               </w:rPr>
               <w:t xml:space="preserve">평가</w:t>
             </w:r>
@@ -71,14 +98,23 @@
         </w:tc>
         <w:tc>
           <w:tcPr>
-            <w:tcW w:type="dxa" w:w="2100"/>
-          </w:tcPr>
-          <w:p>
-            <w:r>
-              <w:rPr>
-                <w:color w:val="000000"/>
-                <w:sz w:val="20"/>
-                <w:szCs w:val="20"/>
+            <w:tcW w:type="dxa" w:w="800"/>
+            <w:tcMar>
+              <w:top w:type="dxa" w:w="50"/>
+              <w:left w:type="dxa" w:w="80"/>
+              <w:bottom w:type="dxa" w:w="50"/>
+              <w:right w:type="dxa" w:w="80"/>
+            </w:tcMar>
+          </w:tcPr>
+          <w:p>
+            <w:pPr>
+              <w:spacing w:after="0" w:before="0"/>
+            </w:pPr>
+            <w:r>
+              <w:rPr>
+                <w:color w:val="000000"/>
+                <w:sz w:val="18"/>
+                <w:szCs w:val="18"/>
               </w:rPr>
               <w:t xml:space="preserve"/>
             </w:r>
@@ -88,15 +124,24 @@
       <w:tr>
         <w:tc>
           <w:tcPr>
-            <w:tcW w:type="dxa" w:w="2597"/>
+            <w:tcW w:type="dxa" w:w="1410"/>
             <w:shd w:fill="E8F5E9" w:color="auto" w:val="clear"/>
-          </w:tcPr>
-          <w:p>
-            <w:r>
-              <w:rPr>
-                <w:color w:val="000000"/>
-                <w:sz w:val="20"/>
-                <w:szCs w:val="20"/>
+            <w:tcMar>
+              <w:top w:type="dxa" w:w="50"/>
+              <w:left w:type="dxa" w:w="80"/>
+              <w:bottom w:type="dxa" w:w="50"/>
+              <w:right w:type="dxa" w:w="80"/>
+            </w:tcMar>
+          </w:tcPr>
+          <w:p>
+            <w:pPr>
+              <w:spacing w:after="0" w:before="0"/>
+            </w:pPr>
+            <w:r>
+              <w:rPr>
+                <w:color w:val="000000"/>
+                <w:sz w:val="18"/>
+                <w:szCs w:val="18"/>
               </w:rPr>
               <w:t xml:space="preserve">양호 제품 A</w:t>
             </w:r>
@@ -104,15 +149,24 @@
         </w:tc>
         <w:tc>
           <w:tcPr>
-            <w:tcW w:type="dxa" w:w="1731"/>
+            <w:tcW w:type="dxa" w:w="800"/>
             <w:shd w:fill="E8F5E9" w:color="auto" w:val="clear"/>
-          </w:tcPr>
-          <w:p>
-            <w:r>
-              <w:rPr>
-                <w:color w:val="000000"/>
-                <w:sz w:val="20"/>
-                <w:szCs w:val="20"/>
+            <w:tcMar>
+              <w:top w:type="dxa" w:w="50"/>
+              <w:left w:type="dxa" w:w="80"/>
+              <w:bottom w:type="dxa" w:w="50"/>
+              <w:right w:type="dxa" w:w="80"/>
+            </w:tcMar>
+          </w:tcPr>
+          <w:p>
+            <w:pPr>
+              <w:spacing w:after="0" w:before="0"/>
+            </w:pPr>
+            <w:r>
+              <w:rPr>
+                <w:color w:val="000000"/>
+                <w:sz w:val="18"/>
+                <w:szCs w:val="18"/>
               </w:rPr>
               <w:t xml:space="preserve">120</w:t>
             </w:r>
@@ -120,15 +174,24 @@
         </w:tc>
         <w:tc>
           <w:tcPr>
-            <w:tcW w:type="dxa" w:w="2597"/>
+            <w:tcW w:type="dxa" w:w="800"/>
             <w:shd w:fill="E8F5E9" w:color="auto" w:val="clear"/>
-          </w:tcPr>
-          <w:p>
-            <w:r>
-              <w:rPr>
-                <w:color w:val="000000"/>
-                <w:sz w:val="20"/>
-                <w:szCs w:val="20"/>
+            <w:tcMar>
+              <w:top w:type="dxa" w:w="50"/>
+              <w:left w:type="dxa" w:w="80"/>
+              <w:bottom w:type="dxa" w:w="50"/>
+              <w:right w:type="dxa" w:w="80"/>
+            </w:tcMar>
+          </w:tcPr>
+          <w:p>
+            <w:pPr>
+              <w:spacing w:after="0" w:before="0"/>
+            </w:pPr>
+            <w:r>
+              <w:rPr>
+                <w:color w:val="000000"/>
+                <w:sz w:val="18"/>
+                <w:szCs w:val="18"/>
               </w:rPr>
               <w:t xml:space="preserve">★★★★★</w:t>
             </w:r>
@@ -136,14 +199,23 @@
         </w:tc>
         <w:tc>
           <w:tcPr>
-            <w:tcW w:type="dxa" w:w="2100"/>
-          </w:tcPr>
-          <w:p>
-            <w:r>
-              <w:rPr>
-                <w:color w:val="000000"/>
-                <w:sz w:val="20"/>
-                <w:szCs w:val="20"/>
+            <w:tcW w:type="dxa" w:w="800"/>
+            <w:tcMar>
+              <w:top w:type="dxa" w:w="50"/>
+              <w:left w:type="dxa" w:w="80"/>
+              <w:bottom w:type="dxa" w:w="50"/>
+              <w:right w:type="dxa" w:w="80"/>
+            </w:tcMar>
+          </w:tcPr>
+          <w:p>
+            <w:pPr>
+              <w:spacing w:after="0" w:before="0"/>
+            </w:pPr>
+            <w:r>
+              <w:rPr>
+                <w:color w:val="000000"/>
+                <w:sz w:val="18"/>
+                <w:szCs w:val="18"/>
               </w:rPr>
               <w:t xml:space="preserve"/>
             </w:r>
@@ -153,15 +225,24 @@
       <w:tr>
         <w:tc>
           <w:tcPr>
-            <w:tcW w:type="dxa" w:w="2597"/>
+            <w:tcW w:type="dxa" w:w="1410"/>
             <w:shd w:fill="FFF3E0" w:color="auto" w:val="clear"/>
-          </w:tcPr>
-          <w:p>
-            <w:r>
-              <w:rPr>
-                <w:color w:val="000000"/>
-                <w:sz w:val="20"/>
-                <w:szCs w:val="20"/>
+            <w:tcMar>
+              <w:top w:type="dxa" w:w="50"/>
+              <w:left w:type="dxa" w:w="80"/>
+              <w:bottom w:type="dxa" w:w="50"/>
+              <w:right w:type="dxa" w:w="80"/>
+            </w:tcMar>
+          </w:tcPr>
+          <w:p>
+            <w:pPr>
+              <w:spacing w:after="0" w:before="0"/>
+            </w:pPr>
+            <w:r>
+              <w:rPr>
+                <w:color w:val="000000"/>
+                <w:sz w:val="18"/>
+                <w:szCs w:val="18"/>
               </w:rPr>
               <w:t xml:space="preserve">주의 제품 B</w:t>
             </w:r>
@@ -169,15 +250,24 @@
         </w:tc>
         <w:tc>
           <w:tcPr>
-            <w:tcW w:type="dxa" w:w="1731"/>
+            <w:tcW w:type="dxa" w:w="800"/>
             <w:shd w:fill="FFF3E0" w:color="auto" w:val="clear"/>
-          </w:tcPr>
-          <w:p>
-            <w:r>
-              <w:rPr>
-                <w:color w:val="000000"/>
-                <w:sz w:val="20"/>
-                <w:szCs w:val="20"/>
+            <w:tcMar>
+              <w:top w:type="dxa" w:w="50"/>
+              <w:left w:type="dxa" w:w="80"/>
+              <w:bottom w:type="dxa" w:w="50"/>
+              <w:right w:type="dxa" w:w="80"/>
+            </w:tcMar>
+          </w:tcPr>
+          <w:p>
+            <w:pPr>
+              <w:spacing w:after="0" w:before="0"/>
+            </w:pPr>
+            <w:r>
+              <w:rPr>
+                <w:color w:val="000000"/>
+                <w:sz w:val="18"/>
+                <w:szCs w:val="18"/>
               </w:rPr>
               <w:t xml:space="preserve">85</w:t>
             </w:r>
@@ -185,15 +275,24 @@
         </w:tc>
         <w:tc>
           <w:tcPr>
-            <w:tcW w:type="dxa" w:w="2597"/>
+            <w:tcW w:type="dxa" w:w="800"/>
             <w:shd w:fill="FFF3E0" w:color="auto" w:val="clear"/>
-          </w:tcPr>
-          <w:p>
-            <w:r>
-              <w:rPr>
-                <w:color w:val="000000"/>
-                <w:sz w:val="20"/>
-                <w:szCs w:val="20"/>
+            <w:tcMar>
+              <w:top w:type="dxa" w:w="50"/>
+              <w:left w:type="dxa" w:w="80"/>
+              <w:bottom w:type="dxa" w:w="50"/>
+              <w:right w:type="dxa" w:w="80"/>
+            </w:tcMar>
+          </w:tcPr>
+          <w:p>
+            <w:pPr>
+              <w:spacing w:after="0" w:before="0"/>
+            </w:pPr>
+            <w:r>
+              <w:rPr>
+                <w:color w:val="000000"/>
+                <w:sz w:val="18"/>
+                <w:szCs w:val="18"/>
               </w:rPr>
               <w:t xml:space="preserve">★★★</w:t>
             </w:r>
@@ -201,14 +300,23 @@
         </w:tc>
         <w:tc>
           <w:tcPr>
-            <w:tcW w:type="dxa" w:w="2100"/>
-          </w:tcPr>
-          <w:p>
-            <w:r>
-              <w:rPr>
-                <w:color w:val="000000"/>
-                <w:sz w:val="20"/>
-                <w:szCs w:val="20"/>
+            <w:tcW w:type="dxa" w:w="800"/>
+            <w:tcMar>
+              <w:top w:type="dxa" w:w="50"/>
+              <w:left w:type="dxa" w:w="80"/>
+              <w:bottom w:type="dxa" w:w="50"/>
+              <w:right w:type="dxa" w:w="80"/>
+            </w:tcMar>
+          </w:tcPr>
+          <w:p>
+            <w:pPr>
+              <w:spacing w:after="0" w:before="0"/>
+            </w:pPr>
+            <w:r>
+              <w:rPr>
+                <w:color w:val="000000"/>
+                <w:sz w:val="18"/>
+                <w:szCs w:val="18"/>
               </w:rPr>
               <w:t xml:space="preserve"/>
             </w:r>
@@ -218,15 +326,24 @@
       <w:tr>
         <w:tc>
           <w:tcPr>
-            <w:tcW w:type="dxa" w:w="2597"/>
+            <w:tcW w:type="dxa" w:w="1410"/>
             <w:shd w:fill="FFEBEE" w:color="auto" w:val="clear"/>
-          </w:tcPr>
-          <w:p>
-            <w:r>
-              <w:rPr>
-                <w:color w:val="000000"/>
-                <w:sz w:val="20"/>
-                <w:szCs w:val="20"/>
+            <w:tcMar>
+              <w:top w:type="dxa" w:w="50"/>
+              <w:left w:type="dxa" w:w="80"/>
+              <w:bottom w:type="dxa" w:w="50"/>
+              <w:right w:type="dxa" w:w="80"/>
+            </w:tcMar>
+          </w:tcPr>
+          <w:p>
+            <w:pPr>
+              <w:spacing w:after="0" w:before="0"/>
+            </w:pPr>
+            <w:r>
+              <w:rPr>
+                <w:color w:val="000000"/>
+                <w:sz w:val="18"/>
+                <w:szCs w:val="18"/>
               </w:rPr>
               <w:t xml:space="preserve">긴급 제품 C</w:t>
             </w:r>
@@ -234,15 +351,24 @@
         </w:tc>
         <w:tc>
           <w:tcPr>
-            <w:tcW w:type="dxa" w:w="1731"/>
+            <w:tcW w:type="dxa" w:w="800"/>
             <w:shd w:fill="FFEBEE" w:color="auto" w:val="clear"/>
-          </w:tcPr>
-          <w:p>
-            <w:r>
-              <w:rPr>
-                <w:color w:val="000000"/>
-                <w:sz w:val="20"/>
-                <w:szCs w:val="20"/>
+            <w:tcMar>
+              <w:top w:type="dxa" w:w="50"/>
+              <w:left w:type="dxa" w:w="80"/>
+              <w:bottom w:type="dxa" w:w="50"/>
+              <w:right w:type="dxa" w:w="80"/>
+            </w:tcMar>
+          </w:tcPr>
+          <w:p>
+            <w:pPr>
+              <w:spacing w:after="0" w:before="0"/>
+            </w:pPr>
+            <w:r>
+              <w:rPr>
+                <w:color w:val="000000"/>
+                <w:sz w:val="18"/>
+                <w:szCs w:val="18"/>
               </w:rPr>
               <w:t xml:space="preserve">20</w:t>
             </w:r>
@@ -250,15 +376,24 @@
         </w:tc>
         <w:tc>
           <w:tcPr>
-            <w:tcW w:type="dxa" w:w="2597"/>
+            <w:tcW w:type="dxa" w:w="800"/>
             <w:shd w:fill="FFEBEE" w:color="auto" w:val="clear"/>
-          </w:tcPr>
-          <w:p>
-            <w:r>
-              <w:rPr>
-                <w:color w:val="000000"/>
-                <w:sz w:val="20"/>
-                <w:szCs w:val="20"/>
+            <w:tcMar>
+              <w:top w:type="dxa" w:w="50"/>
+              <w:left w:type="dxa" w:w="80"/>
+              <w:bottom w:type="dxa" w:w="50"/>
+              <w:right w:type="dxa" w:w="80"/>
+            </w:tcMar>
+          </w:tcPr>
+          <w:p>
+            <w:pPr>
+              <w:spacing w:after="0" w:before="0"/>
+            </w:pPr>
+            <w:r>
+              <w:rPr>
+                <w:color w:val="000000"/>
+                <w:sz w:val="18"/>
+                <w:szCs w:val="18"/>
               </w:rPr>
               <w:t xml:space="preserve">★</w:t>
             </w:r>
@@ -266,14 +401,23 @@
         </w:tc>
         <w:tc>
           <w:tcPr>
-            <w:tcW w:type="dxa" w:w="2100"/>
-          </w:tcPr>
-          <w:p>
-            <w:r>
-              <w:rPr>
-                <w:color w:val="000000"/>
-                <w:sz w:val="20"/>
-                <w:szCs w:val="20"/>
+            <w:tcW w:type="dxa" w:w="800"/>
+            <w:tcMar>
+              <w:top w:type="dxa" w:w="50"/>
+              <w:left w:type="dxa" w:w="80"/>
+              <w:bottom w:type="dxa" w:w="50"/>
+              <w:right w:type="dxa" w:w="80"/>
+            </w:tcMar>
+          </w:tcPr>
+          <w:p>
+            <w:pPr>
+              <w:spacing w:after="0" w:before="0"/>
+            </w:pPr>
+            <w:r>
+              <w:rPr>
+                <w:color w:val="000000"/>
+                <w:sz w:val="18"/>
+                <w:szCs w:val="18"/>
               </w:rPr>
               <w:t xml:space="preserve"/>
             </w:r>
@@ -283,15 +427,24 @@
       <w:tr>
         <w:tc>
           <w:tcPr>
-            <w:tcW w:type="dxa" w:w="2597"/>
+            <w:tcW w:type="dxa" w:w="1410"/>
             <w:shd w:fill="E8F5E9" w:color="auto" w:val="clear"/>
-          </w:tcPr>
-          <w:p>
-            <w:r>
-              <w:rPr>
-                <w:color w:val="000000"/>
-                <w:sz w:val="20"/>
-                <w:szCs w:val="20"/>
+            <w:tcMar>
+              <w:top w:type="dxa" w:w="50"/>
+              <w:left w:type="dxa" w:w="80"/>
+              <w:bottom w:type="dxa" w:w="50"/>
+              <w:right w:type="dxa" w:w="80"/>
+            </w:tcMar>
+          </w:tcPr>
+          <w:p>
+            <w:pPr>
+              <w:spacing w:after="0" w:before="0"/>
+            </w:pPr>
+            <w:r>
+              <w:rPr>
+                <w:color w:val="000000"/>
+                <w:sz w:val="18"/>
+                <w:szCs w:val="18"/>
               </w:rPr>
               <w:t xml:space="preserve">양호 제품 D</w:t>
             </w:r>
@@ -299,15 +452,24 @@
         </w:tc>
         <w:tc>
           <w:tcPr>
-            <w:tcW w:type="dxa" w:w="1731"/>
+            <w:tcW w:type="dxa" w:w="800"/>
             <w:shd w:fill="E8F5E9" w:color="auto" w:val="clear"/>
-          </w:tcPr>
-          <w:p>
-            <w:r>
-              <w:rPr>
-                <w:color w:val="000000"/>
-                <w:sz w:val="20"/>
-                <w:szCs w:val="20"/>
+            <w:tcMar>
+              <w:top w:type="dxa" w:w="50"/>
+              <w:left w:type="dxa" w:w="80"/>
+              <w:bottom w:type="dxa" w:w="50"/>
+              <w:right w:type="dxa" w:w="80"/>
+            </w:tcMar>
+          </w:tcPr>
+          <w:p>
+            <w:pPr>
+              <w:spacing w:after="0" w:before="0"/>
+            </w:pPr>
+            <w:r>
+              <w:rPr>
+                <w:color w:val="000000"/>
+                <w:sz w:val="18"/>
+                <w:szCs w:val="18"/>
               </w:rPr>
               <w:t xml:space="preserve">150</w:t>
             </w:r>
@@ -315,15 +477,24 @@
         </w:tc>
         <w:tc>
           <w:tcPr>
-            <w:tcW w:type="dxa" w:w="2597"/>
+            <w:tcW w:type="dxa" w:w="800"/>
             <w:shd w:fill="E8F5E9" w:color="auto" w:val="clear"/>
-          </w:tcPr>
-          <w:p>
-            <w:r>
-              <w:rPr>
-                <w:color w:val="000000"/>
-                <w:sz w:val="20"/>
-                <w:szCs w:val="20"/>
+            <w:tcMar>
+              <w:top w:type="dxa" w:w="50"/>
+              <w:left w:type="dxa" w:w="80"/>
+              <w:bottom w:type="dxa" w:w="50"/>
+              <w:right w:type="dxa" w:w="80"/>
+            </w:tcMar>
+          </w:tcPr>
+          <w:p>
+            <w:pPr>
+              <w:spacing w:after="0" w:before="0"/>
+            </w:pPr>
+            <w:r>
+              <w:rPr>
+                <w:color w:val="000000"/>
+                <w:sz w:val="18"/>
+                <w:szCs w:val="18"/>
               </w:rPr>
               <w:t xml:space="preserve">★★★★</w:t>
             </w:r>
@@ -331,14 +502,23 @@
         </w:tc>
         <w:tc>
           <w:tcPr>
-            <w:tcW w:type="dxa" w:w="2100"/>
-          </w:tcPr>
-          <w:p>
-            <w:r>
-              <w:rPr>
-                <w:color w:val="000000"/>
-                <w:sz w:val="20"/>
-                <w:szCs w:val="20"/>
+            <w:tcW w:type="dxa" w:w="800"/>
+            <w:tcMar>
+              <w:top w:type="dxa" w:w="50"/>
+              <w:left w:type="dxa" w:w="80"/>
+              <w:bottom w:type="dxa" w:w="50"/>
+              <w:right w:type="dxa" w:w="80"/>
+            </w:tcMar>
+          </w:tcPr>
+          <w:p>
+            <w:pPr>
+              <w:spacing w:after="0" w:before="0"/>
+            </w:pPr>
+            <w:r>
+              <w:rPr>
+                <w:color w:val="000000"/>
+                <w:sz w:val="18"/>
+                <w:szCs w:val="18"/>
               </w:rPr>
               <w:t xml:space="preserve"/>
             </w:r>
